--- a/source-materials/docx/rpd/РПД-0.5.0.docx
+++ b/source-materials/docx/rpd/РПД-0.5.0.docx
@@ -1107,7 +1107,7 @@
       </w:pPr>
       <w:sdt>
         <w:sdtPr>
-          <w:id w:val="1774801919"/>
+          <w:id w:val="-1438235286"/>
           <w:tag w:val="goog_rdk_0"/>
         </w:sdtPr>
         <w:sdtContent>
@@ -1127,7 +1127,7 @@
       </w:pPr>
       <w:sdt>
         <w:sdtPr>
-          <w:id w:val="1312426466"/>
+          <w:id w:val="1108537944"/>
           <w:tag w:val="goog_rdk_1"/>
         </w:sdtPr>
         <w:sdtContent>
@@ -1147,7 +1147,7 @@
       </w:pPr>
       <w:sdt>
         <w:sdtPr>
-          <w:id w:val="-820091596"/>
+          <w:id w:val="694706897"/>
           <w:tag w:val="goog_rdk_2"/>
         </w:sdtPr>
         <w:sdtContent>
@@ -1167,7 +1167,7 @@
       </w:pPr>
       <w:sdt>
         <w:sdtPr>
-          <w:id w:val="1050100709"/>
+          <w:id w:val="-232950554"/>
           <w:tag w:val="goog_rdk_3"/>
         </w:sdtPr>
         <w:sdtContent>
@@ -1187,7 +1187,7 @@
       </w:pPr>
       <w:sdt>
         <w:sdtPr>
-          <w:id w:val="261442272"/>
+          <w:id w:val="-508582906"/>
           <w:tag w:val="goog_rdk_4"/>
         </w:sdtPr>
         <w:sdtContent>
@@ -1207,7 +1207,7 @@
       </w:pPr>
       <w:sdt>
         <w:sdtPr>
-          <w:id w:val="793203667"/>
+          <w:id w:val="-1638417599"/>
           <w:tag w:val="goog_rdk_5"/>
         </w:sdtPr>
         <w:sdtContent>
@@ -1372,7 +1372,7 @@
         <w:rPr>
           <w:rtl w:val="0"/>
         </w:rPr>
-        <w:t xml:space="preserve">Общая трудоемкость дисциплины составляет 3 зачетные единицы (108  часов). Процесс изучения дисциплины реализуется при очной форме обучения в 5 семестре. Промежуточная аттестация предусматривает зачёт в 5 семестре.</w:t>
+        <w:t xml:space="preserve">Общая трудоемкость дисциплины составляет 3 зачетные единицы (104  часа). Процесс изучения дисциплины реализуется при очной форме обучения в 5 семестре. Промежуточная аттестация предусматривает зачёт в 5 семестре.</w:t>
       </w:r>
     </w:p>
     <w:p>
@@ -1412,7 +1412,7 @@
         <w:rPr>
           <w:rtl w:val="0"/>
         </w:rPr>
-        <w:t xml:space="preserve">Общая трудоёмкость дисциплины составляет 3 зач.ед. (108 часов), их распределение по видам работ по семестрам представлено в таблице 2.</w:t>
+        <w:t xml:space="preserve">Общая трудоёмкость дисциплины составляет 3 зач.ед. (104 часа), их распределение по видам работ по семестрам представлено в таблице 2.</w:t>
       </w:r>
     </w:p>
     <w:p>
